--- a/4. RESULTADOS/01_descriptivos_y_contexto/Principal/T09_evento_salario.docx
+++ b/4. RESULTADOS/01_descriptivos_y_contexto/Principal/T09_evento_salario.docx
@@ -432,7 +432,7 @@
                 <w:szCs w:val="22"/>
                 <w:color w:val="000000"/>
               </w:rPr>
-              <w:t xml:space="preserve">0.0836</w:t>
+              <w:t xml:space="preserve">0.0685</w:t>
             </w:r>
           </w:p>
         </w:tc>
@@ -487,7 +487,7 @@
                 <w:szCs w:val="22"/>
                 <w:color w:val="000000"/>
               </w:rPr>
-              <w:t xml:space="preserve">0.0066</w:t>
+              <w:t xml:space="preserve">0.0061</w:t>
             </w:r>
           </w:p>
         </w:tc>
@@ -542,7 +542,7 @@
                 <w:szCs w:val="22"/>
                 <w:color w:val="000000"/>
               </w:rPr>
-              <w:t xml:space="preserve">0.0705</w:t>
+              <w:t xml:space="preserve">0.0565</w:t>
             </w:r>
           </w:p>
         </w:tc>
@@ -597,7 +597,7 @@
                 <w:szCs w:val="22"/>
                 <w:color w:val="000000"/>
               </w:rPr>
-              <w:t xml:space="preserve">0.0966</w:t>
+              <w:t xml:space="preserve">0.0804</w:t>
             </w:r>
           </w:p>
         </w:tc>
@@ -712,7 +712,7 @@
                 <w:szCs w:val="22"/>
                 <w:color w:val="000000"/>
               </w:rPr>
-              <w:t xml:space="preserve">0.0812</w:t>
+              <w:t xml:space="preserve">0.0671</w:t>
             </w:r>
           </w:p>
         </w:tc>
@@ -767,7 +767,7 @@
                 <w:szCs w:val="22"/>
                 <w:color w:val="000000"/>
               </w:rPr>
-              <w:t xml:space="preserve">0.0068</w:t>
+              <w:t xml:space="preserve">0.0061</w:t>
             </w:r>
           </w:p>
         </w:tc>
@@ -822,7 +822,7 @@
                 <w:szCs w:val="22"/>
                 <w:color w:val="000000"/>
               </w:rPr>
-              <w:t xml:space="preserve">0.0679</w:t>
+              <w:t xml:space="preserve">0.0552</w:t>
             </w:r>
           </w:p>
         </w:tc>
@@ -877,7 +877,7 @@
                 <w:szCs w:val="22"/>
                 <w:color w:val="000000"/>
               </w:rPr>
-              <w:t xml:space="preserve">0.0944</w:t>
+              <w:t xml:space="preserve">0.0791</w:t>
             </w:r>
           </w:p>
         </w:tc>
@@ -992,7 +992,7 @@
                 <w:szCs w:val="22"/>
                 <w:color w:val="000000"/>
               </w:rPr>
-              <w:t xml:space="preserve">0.0797</w:t>
+              <w:t xml:space="preserve">0.0646</w:t>
             </w:r>
           </w:p>
         </w:tc>
@@ -1047,7 +1047,7 @@
                 <w:szCs w:val="22"/>
                 <w:color w:val="000000"/>
               </w:rPr>
-              <w:t xml:space="preserve">0.0064</w:t>
+              <w:t xml:space="preserve">0.0058</w:t>
             </w:r>
           </w:p>
         </w:tc>
@@ -1102,7 +1102,7 @@
                 <w:szCs w:val="22"/>
                 <w:color w:val="000000"/>
               </w:rPr>
-              <w:t xml:space="preserve">0.0672</w:t>
+              <w:t xml:space="preserve">0.0532</w:t>
             </w:r>
           </w:p>
         </w:tc>
@@ -1157,7 +1157,7 @@
                 <w:szCs w:val="22"/>
                 <w:color w:val="000000"/>
               </w:rPr>
-              <w:t xml:space="preserve">0.0923</w:t>
+              <w:t xml:space="preserve">0.0760</w:t>
             </w:r>
           </w:p>
         </w:tc>
@@ -1272,7 +1272,7 @@
                 <w:szCs w:val="22"/>
                 <w:color w:val="000000"/>
               </w:rPr>
-              <w:t xml:space="preserve">0.0676</w:t>
+              <w:t xml:space="preserve">0.0537</w:t>
             </w:r>
           </w:p>
         </w:tc>
@@ -1327,7 +1327,7 @@
                 <w:szCs w:val="22"/>
                 <w:color w:val="000000"/>
               </w:rPr>
-              <w:t xml:space="preserve">0.0060</w:t>
+              <w:t xml:space="preserve">0.0054</w:t>
             </w:r>
           </w:p>
         </w:tc>
@@ -1382,7 +1382,7 @@
                 <w:szCs w:val="22"/>
                 <w:color w:val="000000"/>
               </w:rPr>
-              <w:t xml:space="preserve">0.0559</w:t>
+              <w:t xml:space="preserve">0.0431</w:t>
             </w:r>
           </w:p>
         </w:tc>
@@ -1437,7 +1437,7 @@
                 <w:szCs w:val="22"/>
                 <w:color w:val="000000"/>
               </w:rPr>
-              <w:t xml:space="preserve">0.0794</w:t>
+              <w:t xml:space="preserve">0.0644</w:t>
             </w:r>
           </w:p>
         </w:tc>
@@ -1552,7 +1552,7 @@
                 <w:szCs w:val="22"/>
                 <w:color w:val="000000"/>
               </w:rPr>
-              <w:t xml:space="preserve">0.0586</w:t>
+              <w:t xml:space="preserve">0.0468</w:t>
             </w:r>
           </w:p>
         </w:tc>
@@ -1607,7 +1607,7 @@
                 <w:szCs w:val="22"/>
                 <w:color w:val="000000"/>
               </w:rPr>
-              <w:t xml:space="preserve">0.0058</w:t>
+              <w:t xml:space="preserve">0.0053</w:t>
             </w:r>
           </w:p>
         </w:tc>
@@ -1662,7 +1662,7 @@
                 <w:szCs w:val="22"/>
                 <w:color w:val="000000"/>
               </w:rPr>
-              <w:t xml:space="preserve">0.0471</w:t>
+              <w:t xml:space="preserve">0.0364</w:t>
             </w:r>
           </w:p>
         </w:tc>
@@ -1717,7 +1717,7 @@
                 <w:szCs w:val="22"/>
                 <w:color w:val="000000"/>
               </w:rPr>
-              <w:t xml:space="preserve">0.0700</w:t>
+              <w:t xml:space="preserve">0.0571</w:t>
             </w:r>
           </w:p>
         </w:tc>
@@ -1832,7 +1832,7 @@
                 <w:szCs w:val="22"/>
                 <w:color w:val="000000"/>
               </w:rPr>
-              <w:t xml:space="preserve">0.0383</w:t>
+              <w:t xml:space="preserve">0.0343</w:t>
             </w:r>
           </w:p>
         </w:tc>
@@ -1887,7 +1887,7 @@
                 <w:szCs w:val="22"/>
                 <w:color w:val="000000"/>
               </w:rPr>
-              <w:t xml:space="preserve">0.0063</w:t>
+              <w:t xml:space="preserve">0.0057</w:t>
             </w:r>
           </w:p>
         </w:tc>
@@ -1942,7 +1942,7 @@
                 <w:szCs w:val="22"/>
                 <w:color w:val="000000"/>
               </w:rPr>
-              <w:t xml:space="preserve">0.0261</w:t>
+              <w:t xml:space="preserve">0.0231</w:t>
             </w:r>
           </w:p>
         </w:tc>
@@ -1997,7 +1997,7 @@
                 <w:szCs w:val="22"/>
                 <w:color w:val="000000"/>
               </w:rPr>
-              <w:t xml:space="preserve">0.0506</w:t>
+              <w:t xml:space="preserve">0.0456</w:t>
             </w:r>
           </w:p>
         </w:tc>
@@ -2392,7 +2392,7 @@
                 <w:szCs w:val="22"/>
                 <w:color w:val="000000"/>
               </w:rPr>
-              <w:t xml:space="preserve">0.0404</w:t>
+              <w:t xml:space="preserve">0.0327</w:t>
             </w:r>
           </w:p>
         </w:tc>
@@ -2447,7 +2447,7 @@
                 <w:szCs w:val="22"/>
                 <w:color w:val="000000"/>
               </w:rPr>
-              <w:t xml:space="preserve">0.0057</w:t>
+              <w:t xml:space="preserve">0.0049</w:t>
             </w:r>
           </w:p>
         </w:tc>
@@ -2502,7 +2502,7 @@
                 <w:szCs w:val="22"/>
                 <w:color w:val="000000"/>
               </w:rPr>
-              <w:t xml:space="preserve">0.0292</w:t>
+              <w:t xml:space="preserve">0.0231</w:t>
             </w:r>
           </w:p>
         </w:tc>
@@ -2557,7 +2557,7 @@
                 <w:szCs w:val="22"/>
                 <w:color w:val="000000"/>
               </w:rPr>
-              <w:t xml:space="preserve">0.0515</w:t>
+              <w:t xml:space="preserve">0.0422</w:t>
             </w:r>
           </w:p>
         </w:tc>
@@ -2672,7 +2672,7 @@
                 <w:szCs w:val="22"/>
                 <w:color w:val="000000"/>
               </w:rPr>
-              <w:t xml:space="preserve">0.0555</w:t>
+              <w:t xml:space="preserve">0.0451</w:t>
             </w:r>
           </w:p>
         </w:tc>
@@ -2727,7 +2727,7 @@
                 <w:szCs w:val="22"/>
                 <w:color w:val="000000"/>
               </w:rPr>
-              <w:t xml:space="preserve">0.0055</w:t>
+              <w:t xml:space="preserve">0.0049</w:t>
             </w:r>
           </w:p>
         </w:tc>
@@ -2782,7 +2782,7 @@
                 <w:szCs w:val="22"/>
                 <w:color w:val="000000"/>
               </w:rPr>
-              <w:t xml:space="preserve">0.0447</w:t>
+              <w:t xml:space="preserve">0.0355</w:t>
             </w:r>
           </w:p>
         </w:tc>
@@ -2837,7 +2837,7 @@
                 <w:szCs w:val="22"/>
                 <w:color w:val="000000"/>
               </w:rPr>
-              <w:t xml:space="preserve">0.0663</w:t>
+              <w:t xml:space="preserve">0.0547</w:t>
             </w:r>
           </w:p>
         </w:tc>
